--- a/finalreport.docx
+++ b/finalreport.docx
@@ -2,6 +2,30 @@
 <file path=word/document.xml><?xml version="1.0" encoding="utf-8"?>
 <w:document xmlns:w="http://schemas.openxmlformats.org/wordprocessingml/2006/main" xmlns:m="http://schemas.openxmlformats.org/officeDocument/2006/math" xmlns:r="http://schemas.openxmlformats.org/officeDocument/2006/relationships" xmlns:o="urn:schemas-microsoft-com:office:office" xmlns:v="urn:schemas-microsoft-com:vml" xmlns:w10="urn:schemas-microsoft-com:office:word" xmlns:a="http://schemas.openxmlformats.org/drawingml/2006/main" xmlns:pic="http://schemas.openxmlformats.org/drawingml/2006/picture" xmlns:wp="http://schemas.openxmlformats.org/drawingml/2006/wordprocessingDrawing">
   <w:body>
+    <w:p>
+      <w:pPr>
+        <w:pStyle w:val="Title"/>
+      </w:pPr>
+      <w:r>
+        <w:t xml:space="preserve">Final Report</w:t>
+      </w:r>
+    </w:p>
+    <w:p>
+      <w:pPr>
+        <w:pStyle w:val="Author"/>
+      </w:pPr>
+      <w:r>
+        <w:t xml:space="preserve">Team 4</w:t>
+      </w:r>
+    </w:p>
+    <w:p>
+      <w:pPr>
+        <w:pStyle w:val="Date"/>
+      </w:pPr>
+      <w:r>
+        <w:t xml:space="preserve">2025-04-22</w:t>
+      </w:r>
+    </w:p>
     <w:sectPr/>
   </w:body>
 </w:document>

--- a/finalreport.docx
+++ b/finalreport.docx
@@ -23,7 +23,7 @@
         <w:pStyle w:val="Date"/>
       </w:pPr>
       <w:r>
-        <w:t xml:space="preserve">2025-04-22</w:t>
+        <w:t xml:space="preserve">2025-04-23</w:t>
       </w:r>
     </w:p>
     <w:sectPr/>

--- a/finalreport.docx
+++ b/finalreport.docx
@@ -23,7 +23,7 @@
         <w:pStyle w:val="Date"/>
       </w:pPr>
       <w:r>
-        <w:t xml:space="preserve">2025-04-23</w:t>
+        <w:t xml:space="preserve">2025-04-25</w:t>
       </w:r>
     </w:p>
     <w:sectPr/>

--- a/finalreport.docx
+++ b/finalreport.docx
@@ -23,10 +23,14 @@
         <w:pStyle w:val="Date"/>
       </w:pPr>
       <w:r>
-        <w:t xml:space="preserve">2025-04-25</w:t>
+        <w:t xml:space="preserve">2025-04-29</w:t>
       </w:r>
     </w:p>
-    <w:sectPr/>
+    <w:sectPr>
+      <w:footnotePr>
+        <w:numRestart w:val="eachSect"/>
+      </w:footnotePr>
+    </w:sectPr>
   </w:body>
 </w:document>
 </file>
@@ -198,8 +202,6 @@
     </w:pPr>
     <w:rPr>
       <w:rFonts w:asciiTheme="majorHAnsi" w:cstheme="majorBidi" w:eastAsiaTheme="majorEastAsia" w:hAnsiTheme="majorHAnsi"/>
-      <w:spacing w:val="-10"/>
-      <w:kern w:val="28"/>
       <w:sz w:val="56"/>
       <w:szCs w:val="56"/>
     </w:rPr>
@@ -212,8 +214,6 @@
     <w:rsid w:val="00A10FD9"/>
     <w:rPr>
       <w:rFonts w:asciiTheme="majorHAnsi" w:cstheme="majorBidi" w:eastAsiaTheme="majorEastAsia" w:hAnsiTheme="majorHAnsi"/>
-      <w:spacing w:val="-10"/>
-      <w:kern w:val="28"/>
       <w:sz w:val="56"/>
       <w:szCs w:val="56"/>
     </w:rPr>
@@ -254,23 +254,31 @@
   </w:style>
   <w:style w:customStyle="1" w:styleId="Author" w:type="paragraph">
     <w:name w:val="Author"/>
+    <w:basedOn w:val="Title"/>
     <w:next w:val="BodyText"/>
     <w:qFormat/>
     <w:pPr>
       <w:keepNext/>
       <w:keepLines/>
-      <w:jc w:val="center"/>
-    </w:pPr>
+    </w:pPr>
+    <w:rPr>
+      <w:sz w:val="24"/>
+      <w:szCs w:val="24"/>
+    </w:rPr>
   </w:style>
   <w:style w:styleId="Date" w:type="paragraph">
     <w:name w:val="Date"/>
+    <w:basedOn w:val="Title"/>
     <w:next w:val="BodyText"/>
     <w:qFormat/>
     <w:pPr>
       <w:keepNext/>
       <w:keepLines/>
-      <w:jc w:val="center"/>
-    </w:pPr>
+    </w:pPr>
+    <w:rPr>
+      <w:sz w:val="24"/>
+      <w:szCs w:val="24"/>
+    </w:rPr>
   </w:style>
   <w:style w:customStyle="1" w:styleId="AbstractTitle" w:type="paragraph">
     <w:name w:val="Abstract Title"/>

--- a/finalreport.docx
+++ b/finalreport.docx
@@ -23,7 +23,7 @@
         <w:pStyle w:val="Date"/>
       </w:pPr>
       <w:r>
-        <w:t xml:space="preserve">2025-04-29</w:t>
+        <w:t xml:space="preserve">2025-05-01</w:t>
       </w:r>
     </w:p>
     <w:sectPr>

--- a/finalreport.docx
+++ b/finalreport.docx
@@ -23,7 +23,7 @@
         <w:pStyle w:val="Date"/>
       </w:pPr>
       <w:r>
-        <w:t xml:space="preserve">2025-05-01</w:t>
+        <w:t xml:space="preserve">2025-05-02</w:t>
       </w:r>
     </w:p>
     <w:sectPr>

--- a/finalreport.docx
+++ b/finalreport.docx
@@ -23,7 +23,7 @@
         <w:pStyle w:val="Date"/>
       </w:pPr>
       <w:r>
-        <w:t xml:space="preserve">2025-05-02</w:t>
+        <w:t xml:space="preserve">2025-05-03</w:t>
       </w:r>
     </w:p>
     <w:sectPr>
